--- a/pz1-concept/Отчёт - ПЗ1 - Концепция проекта.docx
+++ b/pz1-concept/Отчёт - ПЗ1 - Концепция проекта.docx
@@ -2393,7 +2393,7 @@
           <w:i w:val="0"/>
           <w:sz w:val="28"/>
         </w:rPr>
-        <w:t xml:space="preserve">цель разложена на четыре этапа и двенадцать конкретных работ: подготовка (требования и архитектура, проектирование </w:t>
+        <w:t xml:space="preserve">цель разложена на четыре этапа и двенадцать крупных работ: подготовка (требования и архитектура, проектирование </w:t>
       </w:r>
       <w:r>
         <w:rPr>
@@ -2585,7 +2585,71 @@
           <w:i w:val="0"/>
           <w:sz w:val="28"/>
         </w:rPr>
-        <w:t xml:space="preserve">, канвас рендера) и тестирование с защитой курсовой работы. Иерархическая структура работ представлена на рисунке </w:t>
+        <w:t xml:space="preserve">, канвас рендера) и тестирование с защитой курсовой работы. Каждая крупная работа дополнительно раскрыта на </w:t>
+      </w:r>
+      <w:r>
+        <w:rPr>
+          <w:rFonts w:ascii="Times New Roman" w:hAnsi="Times New Roman"/>
+          <w:i/>
+          <w:sz w:val="28"/>
+        </w:rPr>
+        <w:t>2</w:t>
+      </w:r>
+      <w:r>
+        <w:rPr>
+          <w:rFonts w:ascii="Times New Roman" w:hAnsi="Times New Roman"/>
+          <w:i w:val="0"/>
+          <w:sz w:val="28"/>
+        </w:rPr>
+        <w:t xml:space="preserve"> подзадачи (</w:t>
+      </w:r>
+      <w:r>
+        <w:rPr>
+          <w:rFonts w:ascii="Times New Roman" w:hAnsi="Times New Roman"/>
+          <w:i/>
+          <w:sz w:val="28"/>
+        </w:rPr>
+        <w:t>24</w:t>
+      </w:r>
+      <w:r>
+        <w:rPr>
+          <w:rFonts w:ascii="Times New Roman" w:hAnsi="Times New Roman"/>
+          <w:i w:val="0"/>
+          <w:sz w:val="28"/>
+        </w:rPr>
+        <w:t xml:space="preserve"> подзадачи всего) в самом документе концепции — так общий объём декомпозиции укладывается в рекомендованные методичкой </w:t>
+      </w:r>
+      <w:r>
+        <w:rPr>
+          <w:rFonts w:ascii="Times New Roman" w:hAnsi="Times New Roman"/>
+          <w:i/>
+          <w:sz w:val="28"/>
+        </w:rPr>
+        <w:t>15</w:t>
+      </w:r>
+      <w:r>
+        <w:rPr>
+          <w:rFonts w:ascii="Times New Roman" w:hAnsi="Times New Roman"/>
+          <w:i w:val="0"/>
+          <w:sz w:val="28"/>
+        </w:rPr>
+        <w:t>–</w:t>
+      </w:r>
+      <w:r>
+        <w:rPr>
+          <w:rFonts w:ascii="Times New Roman" w:hAnsi="Times New Roman"/>
+          <w:i/>
+          <w:sz w:val="28"/>
+        </w:rPr>
+        <w:t>25</w:t>
+      </w:r>
+      <w:r>
+        <w:rPr>
+          <w:rFonts w:ascii="Times New Roman" w:hAnsi="Times New Roman"/>
+          <w:i w:val="0"/>
+          <w:sz w:val="28"/>
+        </w:rPr>
+        <w:t xml:space="preserve"> задач. Иерархическая структура работ на уровне этапов представлена на рисунке </w:t>
       </w:r>
       <w:r>
         <w:rPr>
@@ -2778,7 +2842,7 @@
           <w:i/>
           <w:sz w:val="28"/>
         </w:rPr>
-        <w:t>39</w:t>
+        <w:t>38</w:t>
       </w:r>
       <w:r>
         <w:rPr>
@@ -2786,7 +2850,7 @@
           <w:i w:val="0"/>
           <w:sz w:val="28"/>
         </w:rPr>
-        <w:t xml:space="preserve"> рабочих дней, критический путь — работы </w:t>
+        <w:t xml:space="preserve"> рабочих дней (сумма длительностей критического пути), критический путь — работы </w:t>
       </w:r>
       <w:r>
         <w:rPr>
